--- a/docs/specifications/source/11_Architecture_logicielle_detaillee.docx
+++ b/docs/specifications/source/11_Architecture_logicielle_detaillee.docx
@@ -305,7 +305,7 @@
                 <w:color w:val="243447"/>
                 <w:sz w:val="18"/>
               </w:rPr>
-              <w:t>2 développeurs, avec assistants IA</w:t>
+              <w:t>2 développeurs, avec validation métier et scientifique</w:t>
             </w:r>
           </w:p>
         </w:tc>
@@ -692,7 +692,7 @@
                 <w:color w:val="243447"/>
                 <w:sz w:val="18"/>
               </w:rPr>
-              <w:t>Équipe projet - 2 développeurs assistés par IA</w:t>
+              <w:t>Équipe projet - 2 développeurs</w:t>
             </w:r>
           </w:p>
         </w:tc>
@@ -10510,7 +10510,7 @@
         <w:pStyle w:val="ListBullet"/>
       </w:pPr>
       <w:r>
-        <w:t>Décisions adaptées à une équipe de deux développeurs avec assistants IA.</w:t>
+        <w:t>Décisions adaptées à une équipe restreinte, avec automatisation des contrôles et revues spécialisées.</w:t>
       </w:r>
     </w:p>
     <w:p>
